--- a/courts/second-circuit/connecticut/state/supreme-court/answering-brief/usage/OUTPUT-answering-brief.docx
+++ b/courts/second-circuit/connecticut/state/supreme-court/answering-brief/usage/OUTPUT-answering-brief.docx
@@ -528,9 +528,7 @@
               <w:t xml:space="preserve"> </w:t>
             </w:r>
             <w:r>
-              <w:t xml:space="preserve">436</w:t>
-              <w:noBreakHyphen/>
-              <w:t xml:space="preserve">5827</w:t>
+              <w:t xml:space="preserve">436-⁠5827</w:t>
             </w:r>
           </w:p>
           <w:p>
@@ -2160,9 +2158,7 @@
         <w:t xml:space="preserve"> </w:t>
       </w:r>
       <w:r>
-        <w:t xml:space="preserve">2017</w:t>
-        <w:noBreakHyphen/>
-        <w:t xml:space="preserve">0623</w:t>
+        <w:t xml:space="preserve">2017-⁠0623</w:t>
       </w:r>
       <w:r>
         <w:t xml:space="preserve"> </w:t>
@@ -2877,9 +2873,7 @@
         <w:t xml:space="preserve"> </w:t>
       </w:r>
       <w:r>
-        <w:t xml:space="preserve">2006</w:t>
-        <w:noBreakHyphen/>
-        <w:t xml:space="preserve">020</w:t>
+        <w:t xml:space="preserve">2006-⁠020</w:t>
       </w:r>
       <w:r>
         <w:t xml:space="preserve"> </w:t>
@@ -4191,9 +4185,7 @@
         <w:t xml:space="preserve"> </w:t>
       </w:r>
       <w:r>
-        <w:t xml:space="preserve">2016</w:t>
-        <w:noBreakHyphen/>
-        <w:t xml:space="preserve">0865</w:t>
+        <w:t xml:space="preserve">2016-⁠0865</w:t>
       </w:r>
       <w:r>
         <w:t xml:space="preserve"> </w:t>
@@ -4658,9 +4650,7 @@
         <w:t xml:space="preserve"> </w:t>
       </w:r>
       <w:r>
-        <w:t xml:space="preserve">2007</w:t>
-        <w:noBreakHyphen/>
-        <w:t xml:space="preserve">143</w:t>
+        <w:t xml:space="preserve">2007-⁠143</w:t>
       </w:r>
       <w:r>
         <w:t xml:space="preserve"> </w:t>
@@ -5571,9 +5561,7 @@
         <w:t xml:space="preserve"> </w:t>
       </w:r>
       <w:r>
-        <w:t xml:space="preserve">2015</w:t>
-        <w:noBreakHyphen/>
-        <w:t xml:space="preserve">398</w:t>
+        <w:t xml:space="preserve">2015-⁠398</w:t>
       </w:r>
       <w:r>
         <w:t xml:space="preserve"> </w:t>
@@ -6426,9 +6414,7 @@
         <w:t xml:space="preserve"> </w:t>
       </w:r>
       <w:r>
-        <w:t xml:space="preserve">2006</w:t>
-        <w:noBreakHyphen/>
-        <w:t xml:space="preserve">064</w:t>
+        <w:t xml:space="preserve">2006-⁠064</w:t>
       </w:r>
       <w:r>
         <w:t xml:space="preserve"> </w:t>
@@ -6817,9 +6803,7 @@
         <w:t xml:space="preserve"> </w:t>
       </w:r>
       <w:r>
-        <w:t xml:space="preserve">2010</w:t>
-        <w:noBreakHyphen/>
-        <w:t xml:space="preserve">487</w:t>
+        <w:t xml:space="preserve">2010-⁠487</w:t>
       </w:r>
       <w:r>
         <w:t xml:space="preserve"> </w:t>
@@ -7396,9 +7380,7 @@
         <w:t xml:space="preserve"> </w:t>
       </w:r>
       <w:r>
-        <w:t xml:space="preserve">2008</w:t>
-        <w:noBreakHyphen/>
-        <w:t xml:space="preserve">523</w:t>
+        <w:t xml:space="preserve">2008-⁠523</w:t>
       </w:r>
       <w:r>
         <w:t xml:space="preserve"> </w:t>
@@ -7561,9 +7543,7 @@
         <w:t xml:space="preserve"> </w:t>
       </w:r>
       <w:r>
-        <w:t xml:space="preserve">2005</w:t>
-        <w:noBreakHyphen/>
-        <w:t xml:space="preserve">084</w:t>
+        <w:t xml:space="preserve">2005-⁠084</w:t>
       </w:r>
       <w:r>
         <w:t xml:space="preserve"> </w:t>
@@ -7643,9 +7623,7 @@
         <w:t xml:space="preserve"> </w:t>
       </w:r>
       <w:r>
-        <w:t xml:space="preserve">1</w:t>
-        <w:noBreakHyphen/>
-        <w:t xml:space="preserve">210(b)⁠(3)</w:t>
+        <w:t xml:space="preserve">1-⁠210(b)⁠(3)</w:t>
       </w:r>
       <w:r>
         <w:t xml:space="preserve">   </w:t>
@@ -7691,9 +7669,7 @@
         <w:t xml:space="preserve"> </w:t>
       </w:r>
       <w:r>
-        <w:t xml:space="preserve">1</w:t>
-        <w:noBreakHyphen/>
-        <w:t xml:space="preserve">210(b)⁠(3)⁠(C)</w:t>
+        <w:t xml:space="preserve">1-⁠210(b)⁠(3)⁠(C)</w:t>
       </w:r>
       <w:r>
         <w:t xml:space="preserve">   </w:t>
@@ -7739,9 +7715,7 @@
         <w:t xml:space="preserve"> </w:t>
       </w:r>
       <w:r>
-        <w:t xml:space="preserve">1</w:t>
-        <w:noBreakHyphen/>
-        <w:t xml:space="preserve">210(b)⁠(3)⁠(D)</w:t>
+        <w:t xml:space="preserve">1-⁠210(b)⁠(3)⁠(D)</w:t>
       </w:r>
       <w:r>
         <w:t xml:space="preserve">   </w:t>
@@ -7787,9 +7761,7 @@
         <w:t xml:space="preserve"> </w:t>
       </w:r>
       <w:r>
-        <w:t xml:space="preserve">19a</w:t>
-        <w:noBreakHyphen/>
-        <w:t xml:space="preserve">411(c)</w:t>
+        <w:t xml:space="preserve">19a-⁠411(c)</w:t>
       </w:r>
       <w:r>
         <w:t xml:space="preserve">   </w:t>
@@ -7835,9 +7807,7 @@
         <w:t xml:space="preserve"> </w:t>
       </w:r>
       <w:r>
-        <w:t xml:space="preserve">4</w:t>
-        <w:noBreakHyphen/>
-        <w:t xml:space="preserve">183(c)</w:t>
+        <w:t xml:space="preserve">4-⁠183(c)</w:t>
       </w:r>
       <w:r>
         <w:t xml:space="preserve">   </w:t>
@@ -7883,9 +7853,7 @@
         <w:t xml:space="preserve"> </w:t>
       </w:r>
       <w:r>
-        <w:t xml:space="preserve">4</w:t>
-        <w:noBreakHyphen/>
-        <w:t xml:space="preserve">183(j)</w:t>
+        <w:t xml:space="preserve">4-⁠183(j)</w:t>
       </w:r>
       <w:r>
         <w:t xml:space="preserve">   </w:t>
@@ -9381,7 +9349,7 @@
         <w:t xml:space="preserve"> </w:t>
       </w:r>
       <w:r>
-        <w:t xml:space="preserve">“once a month . . . we work on this case,”</w:t>
+        <w:t xml:space="preserve">“once a month ⁠. ⁠. ⁠. we work on this case,”</w:t>
       </w:r>
       <w:r>
         <w:t xml:space="preserve"> </w:t>
@@ -9457,7 +9425,7 @@
         <w:t xml:space="preserve"> </w:t>
       </w:r>
       <w:r>
-        <w:t xml:space="preserve">“I just don’t know. . . . It could be a search warrant, it could be an arrest warrant. . . . I can go on with speculating but I don’t know at this point in time.”</w:t>
+        <w:t xml:space="preserve">“I just don’t know. ⁠. ⁠. ⁠. It could be a search warrant, it could be an arrest warrant. ⁠. ⁠. ⁠. I can go on with speculating but I don’t know at this point in time.”</w:t>
       </w:r>
       <w:r>
         <w:t xml:space="preserve"> </w:t>
@@ -10024,13 +9992,7 @@
         <w:t xml:space="preserve">v. Chief, Police Dep’t, City of New Haven</w:t>
       </w:r>
       <w:r>
-        <w:t xml:space="preserve">, No. FIC 2016</w:t>
-      </w:r>
-      <w:r>
-        <w:noBreakHyphen/>
-      </w:r>
-      <w:r>
-        <w:t xml:space="preserve">0865 (Sept. 27, 2017), expressly construed the law enforcement exemption to impose a</w:t>
+        <w:t xml:space="preserve">, No. FIC 2016-⁠0865 (Sept. 27, 2017), expressly construed the law enforcement exemption to impose a</w:t>
       </w:r>
       <w:r>
         <w:t xml:space="preserve"> </w:t>
@@ -10409,7 +10371,7 @@
         <w:t xml:space="preserve"> </w:t>
       </w:r>
       <w:r>
-        <w:t xml:space="preserve">“more restrictive . . . than standards embodying review of weight of the evidence or clearly erroneous action.”</w:t>
+        <w:t xml:space="preserve">“more restrictive ⁠. ⁠. ⁠. than standards embodying review of weight of the evidence or clearly erroneous action.”</w:t>
       </w:r>
       <w:r>
         <w:t xml:space="preserve"> </w:t>
@@ -12265,13 +12227,7 @@
         <w:t xml:space="preserve">Graeber v. Chief, Police Dep’t, City of New Haven</w:t>
       </w:r>
       <w:r>
-        <w:t xml:space="preserve">, No. FIC 2016</w:t>
-      </w:r>
-      <w:r>
-        <w:noBreakHyphen/>
-      </w:r>
-      <w:r>
-        <w:t xml:space="preserve">0865 (Sept. 27, 2017), A565. In that case, the Commission considered a twenty-year old murder investigation and concluded that the New Haven Police Department (</w:t>
+        <w:t xml:space="preserve">, No. FIC 2016-⁠0865 (Sept. 27, 2017), A565. In that case, the Commission considered a twenty-year old murder investigation and concluded that the New Haven Police Department (</w:t>
       </w:r>
       <w:r>
         <w:t xml:space="preserve">“NHPD”</w:t>
@@ -12418,13 +12374,7 @@
         <w:t xml:space="preserve">v. Chief, Police Dep’t, Town of Westport</w:t>
       </w:r>
       <w:r>
-        <w:t xml:space="preserve">, No. FIC 2010</w:t>
-      </w:r>
-      <w:r>
-        <w:noBreakHyphen/>
-      </w:r>
-      <w:r>
-        <w:t xml:space="preserve">487 (May 25, 2011), A584. Despite the age of the case, it had become active in the two years before the Commission’s decision because forensic advances and new witness statements had created new leads that were currently being pursued. A585 ¶ 11. The Westport Police Department testified that it anticipated an arrest—it already had probable cause and was in the</w:t>
+        <w:t xml:space="preserve">, No. FIC 2010-⁠487 (May 25, 2011), A584. Despite the age of the case, it had become active in the two years before the Commission’s decision because forensic advances and new witness statements had created new leads that were currently being pursued. A585 ¶ 11. The Westport Police Department testified that it anticipated an arrest—it already had probable cause and was in the</w:t>
       </w:r>
       <w:r>
         <w:t xml:space="preserve"> </w:t>
@@ -12475,13 +12425,7 @@
         <w:t xml:space="preserve">v. Chief, Police Dep’t City of New Haven</w:t>
       </w:r>
       <w:r>
-        <w:t xml:space="preserve">, No. FIC 2007</w:t>
-      </w:r>
-      <w:r>
-        <w:noBreakHyphen/>
-      </w:r>
-      <w:r>
-        <w:t xml:space="preserve">143 (Jan. 23, 2008), where the NHPD was</w:t>
+        <w:t xml:space="preserve">, No. FIC 2007-⁠143 (Jan. 23, 2008), where the NHPD was</w:t>
       </w:r>
       <w:r>
         <w:t xml:space="preserve"> </w:t>
@@ -12520,13 +12464,7 @@
         <w:t xml:space="preserve">v. Chief, Police Dep’t, Town of Groton</w:t>
       </w:r>
       <w:r>
-        <w:t xml:space="preserve">, No. FIC 2006</w:t>
-      </w:r>
-      <w:r>
-        <w:noBreakHyphen/>
-      </w:r>
-      <w:r>
-        <w:t xml:space="preserve">064 (Jan. 24, 2007), the Commission exempted records where police actively</w:t>
+        <w:t xml:space="preserve">, No. FIC 2006-⁠064 (Jan. 24, 2007), the Commission exempted records where police actively</w:t>
       </w:r>
       <w:r>
         <w:t xml:space="preserve"> </w:t>
@@ -12791,13 +12729,7 @@
         <w:t xml:space="preserve">v. Chief, Police Dep’t, City of Meriden</w:t>
       </w:r>
       <w:r>
-        <w:t xml:space="preserve">, No. FIC 2006</w:t>
-      </w:r>
-      <w:r>
-        <w:noBreakHyphen/>
-      </w:r>
-      <w:r>
-        <w:t xml:space="preserve">020 (Aug. 9, 2006) (finding a prospective action reasonably possible where State’s Attorney’s active investigation was only seven months old), A562;</w:t>
+        <w:t xml:space="preserve">, No. FIC 2006-⁠020 (Aug. 9, 2006) (finding a prospective action reasonably possible where State’s Attorney’s active investigation was only seven months old), A562;</w:t>
       </w:r>
       <w:r>
         <w:t xml:space="preserve"> </w:t>
@@ -12824,13 +12756,7 @@
         <w:t xml:space="preserve">v. Chief, Police Dep’t, Town of Westport</w:t>
       </w:r>
       <w:r>
-        <w:t xml:space="preserve">, No. FIC 2005</w:t>
-      </w:r>
-      <w:r>
-        <w:noBreakHyphen/>
-      </w:r>
-      <w:r>
-        <w:t xml:space="preserve">084 (Dec. 14, 2005) (finding same where criminal cases were pending against an arrested suspect), A587.</w:t>
+        <w:t xml:space="preserve">, No. FIC 2005-⁠084 (Dec. 14, 2005) (finding same where criminal cases were pending against an arrested suspect), A587.</w:t>
       </w:r>
     </w:p>
     <w:p>
@@ -14630,7 +14556,7 @@
         <w:t xml:space="preserve"> </w:t>
       </w:r>
       <w:r>
-        <w:t xml:space="preserve">“to express . . . sovereignty over the agencies which serve them.”</w:t>
+        <w:t xml:space="preserve">“to express ⁠. ⁠. ⁠. sovereignty over the agencies which serve them.”</w:t>
       </w:r>
       <w:r>
         <w:t xml:space="preserve"> </w:t>
@@ -14698,7 +14624,7 @@
         <w:t xml:space="preserve">H.R. Proc., Pt. 8, p. 3911 (Conn. 1975) (statement of Rep. Martin B. Burke, FOIA sponsor) (</w:t>
       </w:r>
       <w:r>
-        <w:t xml:space="preserve">“[T]he people do not yield their sovereignty to the agencies which serve them . . . [or] give their public servants the right to decide what is good for them to know . . . .”</w:t>
+        <w:t xml:space="preserve">“[T]he people do not yield their sovereignty to the agencies which serve them ⁠. ⁠. ⁠. [or] give their public servants the right to decide what is good for them to know ⁠. ⁠. ⁠. ⁠.”</w:t>
       </w:r>
       <w:r>
         <w:t xml:space="preserve">). While</w:t>
@@ -14707,7 +14633,7 @@
         <w:t xml:space="preserve"> </w:t>
       </w:r>
       <w:r>
-        <w:t xml:space="preserve">“[t]here are strong public policy reasons for denying the general public unfettered access . . . while the police are actively investigating a crime,”</w:t>
+        <w:t xml:space="preserve">“[t]here are strong public policy reasons for denying the general public unfettered access ⁠. ⁠. ⁠. while the police are actively investigating a crime,”</w:t>
       </w:r>
       <w:r>
         <w:t xml:space="preserve"> </w:t>
@@ -16919,7 +16845,7 @@
         <w:t xml:space="preserve"> </w:t>
       </w:r>
       <w:r>
-        <w:t xml:space="preserve">“prejudicial effect of individual pieces of evidence . . . may not be known until later in the investigation.”</w:t>
+        <w:t xml:space="preserve">“prejudicial effect of individual pieces of evidence ⁠. ⁠. ⁠. may not be known until later in the investigation.”</w:t>
       </w:r>
       <w:r>
         <w:t xml:space="preserve"> </w:t>
@@ -17001,7 +16927,7 @@
         <w:t xml:space="preserve"> </w:t>
       </w:r>
       <w:r>
-        <w:t xml:space="preserve">“a myriad of things . . . could happen if all the information in this case was public,”</w:t>
+        <w:t xml:space="preserve">“a myriad of things ⁠. ⁠. ⁠. could happen if all the information in this case was public,”</w:t>
       </w:r>
       <w:r>
         <w:t xml:space="preserve"> </w:t>
@@ -17065,19 +16991,7 @@
         <w:t xml:space="preserve">Viewer Tip Leads to 1,187th Capture</w:t>
       </w:r>
       <w:r>
-        <w:t xml:space="preserve">, Variety (Mar. 24, 2021), https://​variety.​com/​2021/​tv/​news/​americas-​most-​wanted</w:t>
-      </w:r>
-      <w:r>
-        <w:noBreakHyphen/>
-      </w:r>
-      <w:r>
-        <w:t xml:space="preserve">1187th-​captureexclusive</w:t>
-      </w:r>
-      <w:r>
-        <w:noBreakHyphen/>
-      </w:r>
-      <w:r>
-        <w:t xml:space="preserve">1234937141/​.</w:t>
+        <w:t xml:space="preserve">, Variety (Mar. 24, 2021), https://​variety.​com/​2021/​tv/​news/​americas-​most-​wanted-⁠1187th-​captureexclusive-⁠1234937141/​.</w:t>
       </w:r>
     </w:p>
     <w:p>
@@ -17112,13 +17026,7 @@
         <w:t xml:space="preserve">v. Dep’t of Emergency Servs. &amp; Pub. Prot.</w:t>
       </w:r>
       <w:r>
-        <w:t xml:space="preserve">, No. FIC 2017</w:t>
-      </w:r>
-      <w:r>
-        <w:noBreakHyphen/>
-      </w:r>
-      <w:r>
-        <w:t xml:space="preserve">0623 (Sept. 26, 2018), for example, the Commission found that the mere</w:t>
+        <w:t xml:space="preserve">, No. FIC 2017-⁠0623 (Sept. 26, 2018), for example, the Commission found that the mere</w:t>
       </w:r>
       <w:r>
         <w:t xml:space="preserve"> </w:t>
@@ -17169,13 +17077,7 @@
         <w:t xml:space="preserve">v. Chief, Police Dep’t, Town of Enfield</w:t>
       </w:r>
       <w:r>
-        <w:t xml:space="preserve">, No. FIC 2008</w:t>
-      </w:r>
-      <w:r>
-        <w:noBreakHyphen/>
-      </w:r>
-      <w:r>
-        <w:t xml:space="preserve">523 (July 22, 2009) (finding</w:t>
+        <w:t xml:space="preserve">, No. FIC 2008-⁠523 (July 22, 2009) (finding</w:t>
       </w:r>
       <w:r>
         <w:t xml:space="preserve"> </w:t>
@@ -17237,13 +17139,7 @@
         <w:t xml:space="preserve"> </w:t>
       </w:r>
       <w:r>
-        <w:t xml:space="preserve">Gen. Stat. 19a</w:t>
-      </w:r>
-      <w:r>
-        <w:noBreakHyphen/>
-      </w:r>
-      <w:r>
-        <w:t xml:space="preserve">411(c). This standard looks broadly to the public interest in generally keeping autopsy records confidential and does not require a specific showing of prejudice. It does so because autopsy records often contain information</w:t>
+        <w:t xml:space="preserve">Gen. Stat. 19a-⁠411(c). This standard looks broadly to the public interest in generally keeping autopsy records confidential and does not require a specific showing of prejudice. It does so because autopsy records often contain information</w:t>
       </w:r>
       <w:r>
         <w:t xml:space="preserve"> </w:t>
@@ -17658,9 +17554,7 @@
               <w:t xml:space="preserve"> </w:t>
             </w:r>
             <w:r>
-              <w:t xml:space="preserve">663</w:t>
-              <w:noBreakHyphen/>
-              <w:t xml:space="preserve">6162</w:t>
+              <w:t xml:space="preserve">663-⁠6162</w:t>
             </w:r>
           </w:p>
           <w:p>
@@ -17889,9 +17783,7 @@
         <w:t xml:space="preserve"> </w:t>
       </w:r>
       <w:r>
-        <w:t xml:space="preserve">67</w:t>
-        <w:noBreakHyphen/>
-        <w:t xml:space="preserve">3A</w:t>
+        <w:t xml:space="preserve">67-⁠3A</w:t>
       </w:r>
       <w:r>
         <w:t xml:space="preserve"> </w:t>
@@ -18486,9 +18378,7 @@
               <w:t xml:space="preserve"> </w:t>
             </w:r>
             <w:r>
-              <w:t xml:space="preserve">62</w:t>
-              <w:noBreakHyphen/>
-              <w:t xml:space="preserve">7.</w:t>
+              <w:t xml:space="preserve">62-⁠7.</w:t>
             </w:r>
           </w:p>
           <w:p>
@@ -18783,13 +18673,7 @@
         <w:t xml:space="preserve">v. Chief, Police Department, City of Bridgeport</w:t>
       </w:r>
       <w:r>
-        <w:t xml:space="preserve">, No. FIC 2015</w:t>
-      </w:r>
-      <w:r>
-        <w:noBreakHyphen/>
-      </w:r>
-      <w:r>
-        <w:t xml:space="preserve">398 (Feb 24, 2016), A575, as requiring no more than the theoretical possibility they demonstrated here. But the Commission in</w:t>
+        <w:t xml:space="preserve">, No. FIC 2015-⁠398 (Feb 24, 2016), A575, as requiring no more than the theoretical possibility they demonstrated here. But the Commission in</w:t>
       </w:r>
       <w:r>
         <w:t xml:space="preserve"> </w:t>
@@ -19661,7 +19545,7 @@
     <w:qFormat/>
     <w:pPr>
       <w:keepLines/>
-      <w:spacing w:before="0" w:after="138" w:line="414" w:lineRule="exact"/>
+      <w:spacing w:before="44" w:after="138" w:line="414" w:lineRule="exact"/>
     </w:pPr>
     <w:rPr>
       <w:sz w:val="24"/>

--- a/courts/second-circuit/connecticut/state/supreme-court/answering-brief/usage/OUTPUT-answering-brief.docx
+++ b/courts/second-circuit/connecticut/state/supreme-court/answering-brief/usage/OUTPUT-answering-brief.docx
@@ -6028,7 +6028,7 @@
         <w:tab/>
       </w:r>
       <w:r>
-        <w:t xml:space="preserve">32</w:t>
+        <w:t xml:space="preserve">31</w:t>
       </w:r>
     </w:p>
     <w:p>
